--- a/dokumenter/MIN RAPPORT.docx
+++ b/dokumenter/MIN RAPPORT.docx
@@ -505,160 +505,21 @@
       </w:pPr>
     </w:p>
     <w:p>
-      <w:r>
+      <w:pPr>
         <w:rPr>
           <w:b/>
           <w:bCs/>
           <w:sz w:val="36"/>
           <w:szCs w:val="36"/>
         </w:rPr>
-        <w:t>Spørgsmål til vejleder</w:t>
-      </w:r>
-    </w:p>
-    <w:p>
-      <w:pPr>
-        <w:pStyle w:val="ListParagraph"/>
-        <w:numPr>
-          <w:ilvl w:val="0"/>
-          <w:numId w:val="39"/>
-        </w:numPr>
-      </w:pPr>
-      <w:r>
-        <w:t>Giver det mening at implementere ordrebekræftelse og faktura? Skal vi lave kode til at generere dem med alle korrekte oplysninger? Eller skal vi bare implementere et tekstoutput til sidst ala "Ordrebekræftelse, faktura og stykliste" er nu sendt/tilgængelig.</w:t>
-      </w:r>
-    </w:p>
-    <w:p>
-      <w:pPr>
-        <w:pStyle w:val="ListParagraph"/>
-        <w:numPr>
-          <w:ilvl w:val="0"/>
-          <w:numId w:val="39"/>
-        </w:numPr>
-      </w:pPr>
-      <w:r>
-        <w:t>Skal carporten have længde, bredde og højde – eller kun længde og bredde</w:t>
-      </w:r>
-    </w:p>
-    <w:p>
-      <w:pPr>
-        <w:pStyle w:val="ListParagraph"/>
-        <w:numPr>
-          <w:ilvl w:val="0"/>
-          <w:numId w:val="39"/>
-        </w:numPr>
-      </w:pPr>
-      <w:r>
-        <w:t>Hvordan griber vi hele beregningsdelen an? Opfinder vi vores egne mål inden for rimelighedens grænser? Hvordan bør materialer se ud i databasen – enhed: stk, meter?</w:t>
-      </w:r>
-    </w:p>
-    <w:p>
-      <w:pPr>
-        <w:pStyle w:val="ListParagraph"/>
-        <w:numPr>
-          <w:ilvl w:val="0"/>
-          <w:numId w:val="39"/>
-        </w:numPr>
-      </w:pPr>
-      <w:r>
-        <w:t>Skal vi sætte os grundigt ind i fx ThymeLeaf, så vi kan forklare al den TL-kode, vi har? Det samme med HTML, CSS og JS – hvor meget af det skal vi kunne udenad?</w:t>
-      </w:r>
-    </w:p>
-    <w:p>
-      <w:pPr>
+      </w:pPr>
+      <w:r>
         <w:rPr>
           <w:b/>
           <w:bCs/>
           <w:sz w:val="36"/>
           <w:szCs w:val="36"/>
         </w:rPr>
-      </w:pPr>
-    </w:p>
-    <w:p>
-      <w:pPr>
-        <w:rPr>
-          <w:b/>
-          <w:bCs/>
-          <w:sz w:val="36"/>
-          <w:szCs w:val="36"/>
-        </w:rPr>
-      </w:pPr>
-    </w:p>
-    <w:p>
-      <w:pPr>
-        <w:rPr>
-          <w:b/>
-          <w:bCs/>
-          <w:sz w:val="36"/>
-          <w:szCs w:val="36"/>
-        </w:rPr>
-      </w:pPr>
-    </w:p>
-    <w:p>
-      <w:pPr>
-        <w:rPr>
-          <w:b/>
-          <w:bCs/>
-          <w:sz w:val="36"/>
-          <w:szCs w:val="36"/>
-        </w:rPr>
-      </w:pPr>
-    </w:p>
-    <w:p>
-      <w:pPr>
-        <w:rPr>
-          <w:b/>
-          <w:bCs/>
-          <w:sz w:val="36"/>
-          <w:szCs w:val="36"/>
-        </w:rPr>
-      </w:pPr>
-    </w:p>
-    <w:p>
-      <w:pPr>
-        <w:rPr>
-          <w:b/>
-          <w:bCs/>
-          <w:sz w:val="36"/>
-          <w:szCs w:val="36"/>
-        </w:rPr>
-      </w:pPr>
-    </w:p>
-    <w:p>
-      <w:pPr>
-        <w:rPr>
-          <w:b/>
-          <w:bCs/>
-          <w:sz w:val="36"/>
-          <w:szCs w:val="36"/>
-        </w:rPr>
-      </w:pPr>
-    </w:p>
-    <w:p>
-      <w:pPr>
-        <w:rPr>
-          <w:b/>
-          <w:bCs/>
-          <w:sz w:val="36"/>
-          <w:szCs w:val="36"/>
-        </w:rPr>
-      </w:pPr>
-    </w:p>
-    <w:p>
-      <w:pPr>
-        <w:rPr>
-          <w:b/>
-          <w:bCs/>
-          <w:sz w:val="36"/>
-          <w:szCs w:val="36"/>
-        </w:rPr>
-      </w:pPr>
-      <w:r>
-        <w:rPr>
-          <w:b/>
-          <w:bCs/>
-          <w:sz w:val="36"/>
-          <w:szCs w:val="36"/>
-        </w:rPr>
         <w:t>Indledning</w:t>
       </w:r>
     </w:p>
@@ -694,6 +555,7 @@
           <w:b/>
           <w:bCs/>
         </w:rPr>
+        <w:lastRenderedPageBreak/>
         <w:t>Om Fog</w:t>
       </w:r>
     </w:p>
@@ -734,7 +596,12 @@
         <w:t>længde</w:t>
       </w:r>
       <w:r>
-        <w:t xml:space="preserve"> og bredde, samt evt. tilvalg som f.eks. redskabsrum. Fog lægger ligeledes stor vægt på, at systemet er mere integreret, automatiseret og er mere visuelt forståeligt for kunden.</w:t>
+        <w:t xml:space="preserve"> og bredde. Fog lægger ligeledes stor vægt på, at systemet er mere integreret, automatiseret og er mere visuelt forståeligt for kunden.</w:t>
+      </w:r>
+    </w:p>
+    <w:p>
+      <w:r>
+        <w:t>Formålet med systemet er først og fremmest at effektivisere Fogs salgsproces. Ved at automatisere dele af arbejdet med forespørgsler, beregning, tilbud og styklister kan virksomheden spare tid og reducere risikoen for manuelle fejl. På sigt kan dette også mindske omkostningerne ved den enkelte ordre, fordi sælgeren kun behøver at blive involveret i de tilfælde, hvor kundens forespørgsel kræver manuel vurdering.</w:t>
       </w:r>
     </w:p>
     <w:p/>
@@ -1080,7 +947,7 @@
                     </pic:cNvPicPr>
                   </pic:nvPicPr>
                   <pic:blipFill>
-                    <a:blip r:embed="rId7" cstate="print">
+                    <a:blip r:embed="rId8" cstate="print">
                       <a:extLst>
                         <a:ext uri="{28A0092B-C50C-407E-A947-70E740481C1C}">
                           <a14:useLocalDpi xmlns:a14="http://schemas.microsoft.com/office/drawing/2010/main" val="0"/>
@@ -1630,7 +1497,7 @@
                     </pic:cNvPicPr>
                   </pic:nvPicPr>
                   <pic:blipFill>
-                    <a:blip r:embed="rId8" cstate="print">
+                    <a:blip r:embed="rId9" cstate="print">
                       <a:extLst>
                         <a:ext uri="{28A0092B-C50C-407E-A947-70E740481C1C}">
                           <a14:useLocalDpi xmlns:a14="http://schemas.microsoft.com/office/drawing/2010/main" val="0"/>
@@ -1821,7 +1688,7 @@
                     </pic:cNvPicPr>
                   </pic:nvPicPr>
                   <pic:blipFill>
-                    <a:blip r:embed="rId9">
+                    <a:blip r:embed="rId10">
                       <a:extLst>
                         <a:ext uri="{28A0092B-C50C-407E-A947-70E740481C1C}">
                           <a14:useLocalDpi xmlns:a14="http://schemas.microsoft.com/office/drawing/2010/main" val="0"/>
@@ -2008,7 +1875,13 @@
     </w:p>
     <w:p>
       <w:r>
-        <w:t>Hvis kunden accepterer tilbuddet, finder betalingen sted med det samme, og derfor kan styklisten frigives efterfølgende. Betalingen ligger altså implicit i accepten af tilbuddet.</w:t>
+        <w:t xml:space="preserve">Hvis kunden accepterer tilbuddet, oprettes der en ordre, og styklisten kan derefter vises. Der er ikke lavet en egentlig betalingsfunktion i denne </w:t>
+      </w:r>
+      <w:r>
+        <w:t>version</w:t>
+      </w:r>
+      <w:r>
+        <w:t>. I stedet behandles accepten af tilbuddet som det punkt i flowet, hvor købet anses for gennemført. På den måde kan systemet vise det videre forløb fra tilbud til ordre og stykliste uden at skulle integrere en rigtig betalingsløsning.</w:t>
       </w:r>
     </w:p>
     <w:p>
@@ -2176,11 +2049,11 @@
         <w:t>.</w:t>
       </w:r>
       <w:r>
-        <w:t xml:space="preserve"> Det er ligeledes et systemmæssigt valg at gøre formularen og tilbudsmodtagelsen tilgængelig uden brugeroprettelse. Det er altså kun, hvis man vil acceptere tilbuddet, at man skal være logget på. Begrundelsen er, at en mulig kunde sandsynligvis vil være mere tilbøjelig til at forlade websitet, hvis der skal oprettes bruger blot for at udfylde formularen. Dette </w:t>
+        <w:t xml:space="preserve"> Det er ligeledes et systemmæssigt valg at gøre formularen og tilbudsmodtagelsen tilgængelig uden brugeroprettelse. Det er altså kun, hvis man vil acceptere tilbuddet, at man skal være logget på. Begrundelsen er, at en mulig kunde sandsynligvis vil være mere </w:t>
       </w:r>
       <w:r>
         <w:lastRenderedPageBreak/>
-        <w:t>designvalg har derfor til formål at få flere kunder til at indsende formularer og dermed øge sandsynligheden for et køb.</w:t>
+        <w:t>tilbøjelig til at forlade websitet, hvis der skal oprettes bruger blot for at udfylde formularen. Dette designvalg har derfor til formål at få flere kunder til at indsende formularer og dermed øge sandsynligheden for et køb.</w:t>
       </w:r>
     </w:p>
     <w:p>
@@ -2262,29 +2135,34 @@
     </w:p>
     <w:p>
       <w:r>
-        <w:t>En forespørgsel kan oprettes uden login. Derfor er user_id i carport_request ikke obligatorisk. Forsiden fungerer dog kun som en hurtig beregner, hvor brugeren kan indtaste længde og bredde og straks få vist et tilbud. Der indsamles derfor ikke kontaktoplysninger på forsiden, da brugeren ikke nødvendigvis ønsker at blive kontaktet eller modtage tilbuddet på mail på dette tidspunkt.</w:t>
+        <w:t>Et tilbud kan beregnes uden login. I denne version gemmes forespørgslen dog først i databasen, når brugeren opretter sig eller logger på. Derfor kan forsiden fungere som en hurtig beregner, uden at systemet behøver at gemme personoplysninger med det samme.</w:t>
       </w:r>
     </w:p>
     <w:p>
       <w:r>
         <w:t>Hvis brugeren ønsker at gemme eller acceptere tilbuddet, skal brugeren oprette sig eller logge ind. En ordre fungerer anderledes, fordi den først oprettes, når kunden accepterer tilbuddet. Derfor skal en ordre altid være knyttet til en bruger.</w:t>
       </w:r>
-    </w:p>
-    <w:p>
-      <w:r>
-        <w:t>I user_account er brugeroplysningerne obligatoriske. Man kan godt oprette en bruger uden nødvendigvis at købe en carport med det samme, men den praktiske værdi ved en brugerprofil er først og fremmest, at kunden derefter kan gemme et tilbud, acceptere det og oprette en ordre. Derfor giver det mening, at Fog allerede ved brugeroprettelsen får de oplysninger, der er nødvendige for levering og kontakt. Derfor er det ikke nok kun at gemme navn og e-mail.</w:t>
-      </w:r>
-    </w:p>
-    <w:p>
+      <w:r>
+        <w:t xml:space="preserve"> </w:t>
+      </w:r>
+      <w:r>
+        <w:t>Det er desuden oplyst af kunden, at én ordre kun omfatter én carport. Derfor er der ikke lavet en separat ordrelinje-tabel i denne version af databasen. Hvis systemet senere skulle understøtte flere carporte i samme ordre, ville det være relevant at udvide modellen med ordrelinjer.</w:t>
+      </w:r>
+    </w:p>
+    <w:p>
+      <w:r>
+        <w:t xml:space="preserve">I user_account er brugeroplysningerne obligatoriske. Man kan godt oprette en bruger uden nødvendigvis at købe en carport med det samme, men den praktiske værdi ved en brugerprofil er først og fremmest, at kunden derefter kan gemme et tilbud, acceptere det og oprette en ordre. Derfor giver </w:t>
+      </w:r>
       <w:r>
         <w:lastRenderedPageBreak/>
-        <w:t>length_set_id</w:t>
-      </w:r>
-      <w:r>
-        <w:t xml:space="preserve"> i material_type er ikke obligatorisk, fordi stolper har en fast længde og der med ikke noget længdesæt.</w:t>
-      </w:r>
-    </w:p>
-    <w:p/>
+        <w:t>det mening, at Fog allerede ved brugeroprettelsen får de oplysninger, der er nødvendige for levering og kontakt. Derfor er det ikke nok kun at gemme navn og e-mail.</w:t>
+      </w:r>
+    </w:p>
+    <w:p>
+      <w:r>
+        <w:t>Stolper har kun én fast længde i systemet. I databasen håndteres de dog stadig som et materiale med en konkret længde i material_item, så materialestrukturen bliver ensartet for både stolper, remme og spær.</w:t>
+      </w:r>
+    </w:p>
     <w:p>
       <w:pPr>
         <w:rPr>
@@ -2445,6 +2323,7 @@
           <w:sz w:val="36"/>
           <w:szCs w:val="36"/>
         </w:rPr>
+        <w:lastRenderedPageBreak/>
         <w:t>2.2 Navigationsdiagram</w:t>
       </w:r>
       <w:r>
@@ -2459,7 +2338,6 @@
     </w:p>
     <w:p>
       <w:r>
-        <w:lastRenderedPageBreak/>
         <w:t>Navigationsdiagrammet er en visuel repræsentation af brugerens proces med at bruge systemet og bestille en carport.</w:t>
       </w:r>
       <w:r>
@@ -2483,37 +2361,10 @@
         <w:t>: forside, login, brugeroprettelse, tilbud, kundeside og administratorside</w:t>
       </w:r>
       <w:r>
-        <w:t>. På forsiden</w:t>
-      </w:r>
-      <w:r>
-        <w:t>, index,</w:t>
-      </w:r>
-      <w:r>
-        <w:t xml:space="preserve"> </w:t>
-      </w:r>
-      <w:r>
-        <w:t>har brugeren tre muligheder</w:t>
-      </w:r>
-      <w:r>
-        <w:t>. Man kan indtaste mål</w:t>
-      </w:r>
-      <w:r>
-        <w:t xml:space="preserve"> direkte</w:t>
-      </w:r>
-      <w:r>
-        <w:t xml:space="preserve"> og derefter få vist et tilbud</w:t>
-      </w:r>
-      <w:r>
-        <w:t xml:space="preserve"> uden at være logget på</w:t>
-      </w:r>
-      <w:r>
-        <w:t>.</w:t>
-      </w:r>
-      <w:r>
-        <w:t xml:space="preserve"> Det kræver dog, at brugeren angiver sin e-mail. Man kan også vælge at oprette en bruger eller logge på</w:t>
-      </w:r>
-      <w:r>
-        <w:t>.</w:t>
+        <w:t xml:space="preserve">. </w:t>
+      </w:r>
+      <w:r>
+        <w:t>På forsiden kan brugeren indtaste længde og bredde og derefter få vist et tilbud uden at være logget på. Der indsamles ikke kontaktoplysninger på dette tidspunkt, da brugeren først skal oprette sig eller logge på, hvis tilbuddet skal gemmes eller accepteres.</w:t>
       </w:r>
     </w:p>
     <w:p>
@@ -2563,14 +2414,15 @@
     </w:p>
     <w:p/>
     <w:p>
-      <w:pPr>
+      <w:r>
         <w:rPr>
           <w:b/>
           <w:bCs/>
           <w:sz w:val="36"/>
           <w:szCs w:val="36"/>
         </w:rPr>
-      </w:pPr>
+        <w:t>2.</w:t>
+      </w:r>
       <w:r>
         <w:rPr>
           <w:b/>
@@ -2578,18 +2430,17 @@
           <w:sz w:val="36"/>
           <w:szCs w:val="36"/>
         </w:rPr>
-        <w:t>3 KODNING</w:t>
-      </w:r>
-    </w:p>
-    <w:p>
-      <w:pPr>
+        <w:t>3</w:t>
+      </w:r>
+      <w:r>
         <w:rPr>
           <w:b/>
           <w:bCs/>
           <w:sz w:val="36"/>
           <w:szCs w:val="36"/>
         </w:rPr>
-      </w:pPr>
+        <w:t xml:space="preserve"> </w:t>
+      </w:r>
       <w:r>
         <w:rPr>
           <w:b/>
@@ -2597,29 +2448,20 @@
           <w:sz w:val="36"/>
           <w:szCs w:val="36"/>
         </w:rPr>
-        <w:t>3.1 Inputvalidering</w:t>
-      </w:r>
-    </w:p>
-    <w:p>
-      <w:r>
-        <w:t>Ved brugeroprettelse skal det sikres, at der kun kan angives gyldige værdier. Det skal fx ikke være muligt at skrive 1234 som postnummer, da dette postnummer ikke findes.</w:t>
-      </w:r>
-      <w:r>
-        <w:t xml:space="preserve"> Ligeledes skal telefonnummeret altid bestå af otte cifre. Kravet for et postnummer er, at det skal matche ét af dem, der er i databasen. Der er derfor to mulige fejl ved input. Det første er, at formatet ikke passer, dvs. </w:t>
-      </w:r>
-      <w:r>
-        <w:t>at der angives for mange, for få eller forkerte tegn, fx bogstaver eller symboler. Den anden fejlmulighed er, at der indtastes fire cifre, som ikke er et gyldigt dansk postnummer.</w:t>
-      </w:r>
-      <w:r>
-        <w:t xml:space="preserve"> Selvom e-mail i databasen har en UNIQUE-constraint, har den stadig et tjek og en fejlbesked i Java.</w:t>
+        <w:t>Administratorside og brugerroller</w:t>
+      </w:r>
+    </w:p>
+    <w:p>
+      <w:r>
+        <w:t>Systemet har to brugerroller: kunde og admin/sælger. Kunden kan kun se egne tilbud og ordrer, mens administratoren kan se alle tilbud, ordrer og kunder. Det giver fx mulighed for at kontakte en kunde angående et bestemt tilbud eller finde oplysninger om en ordre.</w:t>
+      </w:r>
+    </w:p>
+    <w:p>
+      <w:r>
+        <w:t>Adminsiden er opdelt i tre hovedsektioner: ordrer, tilbud og kunder. I denne version har hver sektion forholdsvis begrænset indhold, og derfor har de ikke fået hver deres side. Samtidig ville siden blive rodet, hvis alle oplysninger blev vist på én gang. Som kompromis er der valgt en fold ud-løsning, hvor administratoren selv kan åbne og lukke de enkelte sektioner efter behov.</w:t>
       </w:r>
     </w:p>
     <w:p/>
-    <w:p>
-      <w:r>
-        <w:t>ZipCodeMapper.java</w:t>
-      </w:r>
-    </w:p>
     <w:p/>
     <w:p>
       <w:pPr>
@@ -2630,37 +2472,56 @@
           <w:szCs w:val="36"/>
         </w:rPr>
       </w:pPr>
-    </w:p>
-    <w:p>
-      <w:pPr>
+      <w:r>
         <w:rPr>
           <w:b/>
           <w:bCs/>
           <w:sz w:val="36"/>
           <w:szCs w:val="36"/>
         </w:rPr>
-      </w:pPr>
-    </w:p>
-    <w:p>
-      <w:pPr>
+        <w:t xml:space="preserve">3 </w:t>
+      </w:r>
+      <w:r>
         <w:rPr>
           <w:b/>
           <w:bCs/>
           <w:sz w:val="36"/>
           <w:szCs w:val="36"/>
         </w:rPr>
-      </w:pPr>
-    </w:p>
-    <w:p>
-      <w:pPr>
+        <w:t>TEKNISK IMPLEMENTERING</w:t>
+      </w:r>
+    </w:p>
+    <w:p>
+      <w:r>
         <w:rPr>
           <w:b/>
           <w:bCs/>
           <w:sz w:val="36"/>
           <w:szCs w:val="36"/>
         </w:rPr>
-      </w:pPr>
-    </w:p>
+        <w:lastRenderedPageBreak/>
+        <w:t>3.1 Systemarkitektur og lagdeling</w:t>
+      </w:r>
+    </w:p>
+    <w:p>
+      <w:r>
+        <w:t xml:space="preserve">Systemet er bygget op i flere lag for at undgå, at al kode ligger samlet ét sted. Det gør koden lettere at overskue og ændre i. </w:t>
+      </w:r>
+      <w:r>
+        <w:t>Overordnet består systemet af HTML-sider med Thymeleaf, routes i Main, en UserController til brugeroprettelse, mapper-klasser til databasen, entity-klasser og service-klasser til beregning og tegning.</w:t>
+      </w:r>
+    </w:p>
+    <w:p>
+      <w:r>
+        <w:t>Formålet med denne opdeling er, at de forskellige dele af systemet har hver deres ansvar. HTML- og Thymeleaf-filerne viser indholdet til brugeren. Routes og controllers styrer, hvad der skal ske, når brugeren fx logger på, opretter sig eller accepterer et tilbud. Mapper-klasserne står for kontakten til databasen, mens entity-klasserne bruges til at holde data om fx brugere, tilbud, ordrer og styklister. Beregningen af materialer og genereringen af tegningen er placeret i service-klasser, da det er egentlig forretningslogik.</w:t>
+      </w:r>
+    </w:p>
+    <w:p>
+      <w:r>
+        <w:t>Det er ikke alt i systemet, der er opdelt helt perfekt. Nogle routes i Main indeholder stadig en del logik, som i et større system kunne flyttes ud i flere controller-klasser. Til projektets størrelse giver opdelingen dog et fornuftigt overblik og viser tydeligt, hvordan brugergrænseflade, databaseadgang og forretningslogik er adskilt.</w:t>
+      </w:r>
+    </w:p>
+    <w:p/>
     <w:p>
       <w:pPr>
         <w:rPr>
@@ -2677,129 +2538,47 @@
           <w:sz w:val="36"/>
           <w:szCs w:val="36"/>
         </w:rPr>
-        <w:t>Beregningsalgoritmen</w:t>
-      </w:r>
-    </w:p>
-    <w:p>
-      <w:r>
-        <w:t>Maks. 310 cm mellem stolper.</w:t>
-      </w:r>
-    </w:p>
-    <w:p/>
-    <w:p>
-      <w:pPr>
-        <w:rPr>
-          <w:b/>
-          <w:bCs/>
-        </w:rPr>
-      </w:pPr>
-      <w:r>
-        <w:rPr>
-          <w:b/>
-          <w:bCs/>
-        </w:rPr>
-        <w:t>Spær</w:t>
-      </w:r>
-    </w:p>
-    <w:p>
-      <w:r>
-        <w:t>Det fremgår af brugervejledningen, at afstanden mellem spærene skal være ens og maks. 60 cm. Derfor beregner algoritmen, hvor mange spær der minimum skal bruges, så afstanden mellem dem ikke overstiger 60 cm. Den konkrete opmærkning og placering udføres dog i praksis af tømreren under monteringen. Systemets opgave er derfor først og fremmest at sikre, at styklisten indeholder det nødvendige antal spær i den rette længde.</w:t>
-      </w:r>
-    </w:p>
-    <w:p>
-      <w:r>
-        <w:t>Lidt mere om spæralgoritmerne...</w:t>
-      </w:r>
-    </w:p>
-    <w:p>
-      <w:r>
-        <w:rPr>
-          <w:highlight w:val="green"/>
-        </w:rPr>
-        <w:t>Unit test af algoritmer</w:t>
-      </w:r>
-      <w:r>
-        <w:t>...</w:t>
-      </w:r>
-    </w:p>
-    <w:p>
-      <w:pPr>
-        <w:rPr>
-          <w:b/>
-          <w:bCs/>
-        </w:rPr>
-      </w:pPr>
-      <w:r>
-        <w:rPr>
-          <w:b/>
-          <w:bCs/>
-        </w:rPr>
-        <w:t>Remme</w:t>
-      </w:r>
-    </w:p>
-    <w:p>
-      <w:r>
-        <w:t xml:space="preserve">Beregningen af remme bør i et virkeligt scenarie tage højde for stolpernes placering, så eventuelle samlinger placeres over eller tæt ved stolperne for at styrke konstruktionen. I dette begrænsede system tager beregningen i stedet udgangspunkt i at reducere materialespild og dermed gøre løsningen </w:t>
-      </w:r>
-      <w:r>
-        <w:t>så billig som muligt for kunden.</w:t>
-      </w:r>
-      <w:r>
-        <w:t xml:space="preserve"> </w:t>
-      </w:r>
-      <w:r>
-        <w:t>Metoden</w:t>
-      </w:r>
-      <w:r>
-        <w:t xml:space="preserve"> til beregning af remme</w:t>
-      </w:r>
-      <w:r>
-        <w:t xml:space="preserve"> vælger den første kombination af standardlængder, der samlet kan dække carportens længde. Det giver en simpel og testbar løsning, men tager ikke højde for, om samlingen placeres optimalt</w:t>
-      </w:r>
-      <w:r>
-        <w:t>,</w:t>
-      </w:r>
-      <w:r>
-        <w:t xml:space="preserve"> eller om </w:t>
-      </w:r>
-      <w:r>
-        <w:t>der er god balance mellem remmene.</w:t>
-      </w:r>
-    </w:p>
-    <w:p>
-      <w:pPr>
+        <w:t>3.</w:t>
+      </w:r>
+      <w:r>
         <w:rPr>
           <w:b/>
           <w:bCs/>
           <w:sz w:val="36"/>
           <w:szCs w:val="36"/>
         </w:rPr>
-      </w:pPr>
-      <w:r>
-        <w:t xml:space="preserve">For spær giver det mening at have en separat metode, der beregner antallet. Eftersom carportens bredde ikke kan være større end det længste spær, skal vi altid kun bruges én spærlængde. </w:t>
-      </w:r>
-      <w:r>
-        <w:t xml:space="preserve">Anderledes forholder det sig med remme. Carportens længde kan nemlig godt være større end remmens maksimale længde, og derfor kan der være behov for to remme i hver side. </w:t>
-      </w:r>
-      <w:r>
-        <w:t xml:space="preserve">Da disse remme ofte vil have forskellige længder og dermed skal vises som separate linjer på styklisten med 2 stk. af hver, giver det ikke mening at beregne et samlet antal remme i en separat metode. For remme er det relevante at beregne længderne, mens quantity på hver stykliste-linje altid vil være 2, </w:t>
-      </w:r>
-      <w:r>
-        <w:t>fordi</w:t>
-      </w:r>
-      <w:r>
-        <w:t xml:space="preserve"> hver remlængde bruges én gang i hver side af carporten.</w:t>
-      </w:r>
-    </w:p>
-    <w:p>
-      <w:pPr>
+        <w:t>2</w:t>
+      </w:r>
+      <w:r>
         <w:rPr>
           <w:b/>
           <w:bCs/>
           <w:sz w:val="36"/>
           <w:szCs w:val="36"/>
         </w:rPr>
-      </w:pPr>
+        <w:t xml:space="preserve"> Inputvalidering</w:t>
+      </w:r>
+    </w:p>
+    <w:p>
+      <w:r>
+        <w:t>Ved brugeroprettelse skal det sikres, at der kun kan angives gyldige værdier. Det skal fx ikke være muligt at skrive 1234 som postnummer, da dette postnummer ikke findes.</w:t>
+      </w:r>
+      <w:r>
+        <w:t xml:space="preserve"> Ligeledes skal telefonnummeret altid bestå af otte cifre. Kravet for et postnummer er, at det skal matche ét af dem, der er i databasen. Der er derfor to mulige fejl ved input. Det første er, at formatet ikke passer, dvs. </w:t>
+      </w:r>
+      <w:r>
+        <w:t>at der angives for mange, for få eller forkerte tegn, fx bogstaver eller symboler. Den anden fejlmulighed er, at der indtastes fire cifre, som ikke er et gyldigt dansk postnummer.</w:t>
+      </w:r>
+      <w:r>
+        <w:t xml:space="preserve"> Selvom e-mail i databasen har en UNIQUE-constraint, har den stadig et tjek og en fejlbesked i Java.</w:t>
+      </w:r>
+    </w:p>
+    <w:p>
+      <w:r>
+        <w:t>Der valideres også på carportens mål. Længde og bredde må kun bestå af tal, og målene skal ligge inden for de definerede standardrammer. Hvis brugeren indtaster ugyldige mål, oprettes der ikke et tilbud. Denne kontrol er vigtig, fordi beregningen af stykliste og pris bygger direkte på brugerens input. Samtidig forhindrer valideringen, at der gemmes ugyldige eller ubrugelige data i databasen.</w:t>
+      </w:r>
+    </w:p>
+    <w:p>
       <w:r>
         <w:rPr>
           <w:b/>
@@ -2807,12 +2586,60 @@
           <w:sz w:val="36"/>
           <w:szCs w:val="36"/>
         </w:rPr>
-        <w:t>Database-noter</w:t>
-      </w:r>
-    </w:p>
-    <w:p>
-      <w:r>
-        <w:t>Brug SQL til at gøre visse kolonner unikke, f.eks. email.</w:t>
+        <w:t>3.3 Sessions og brugerflow</w:t>
+      </w:r>
+    </w:p>
+    <w:p>
+      <w:pPr>
+        <w:rPr>
+          <w:highlight w:val="yellow"/>
+        </w:rPr>
+      </w:pPr>
+      <w:r>
+        <w:rPr>
+          <w:highlight w:val="yellow"/>
+        </w:rPr>
+        <w:t>Systemet bruger sessions til at gemme oplysninger midlertidigt, mens brugeren bevæger sig rundt på siden. Det bruges især ved login og i overgangen fra et beregnet tilbud til en egentlig ordre.</w:t>
+      </w:r>
+    </w:p>
+    <w:p>
+      <w:pPr>
+        <w:rPr>
+          <w:highlight w:val="yellow"/>
+        </w:rPr>
+      </w:pPr>
+      <w:r>
+        <w:rPr>
+          <w:highlight w:val="yellow"/>
+        </w:rPr>
+        <w:t>Når en bruger logger på, gemmes brugerens id og rolle i sessionen. Derefter kan systemet bruge disse oplysninger til at afgøre, om brugeren er logget på, og om brugeren fx er kunde eller administrator. Det bruges bl.a. til at beskytte adminsiden og til at sikre, at kunder kun kan se deres egne tilbud, ordrer og styklister.</w:t>
+      </w:r>
+    </w:p>
+    <w:p>
+      <w:pPr>
+        <w:rPr>
+          <w:highlight w:val="yellow"/>
+        </w:rPr>
+      </w:pPr>
+      <w:r>
+        <w:rPr>
+          <w:highlight w:val="yellow"/>
+        </w:rPr>
+        <w:lastRenderedPageBreak/>
+        <w:t>Sessions bruges også, når en bruger får vist et tilbud uden først at være logget på. Her gemmes carportens mål og pris midlertidigt i sessionen. Hvis brugeren derefter vælger at logge på eller oprette sig, kan systemet gemme tilbuddet på den rigtige bruger uden at brugeren skal indtaste målene igen.</w:t>
+      </w:r>
+    </w:p>
+    <w:p>
+      <w:pPr>
+        <w:rPr>
+          <w:highlight w:val="yellow"/>
+        </w:rPr>
+      </w:pPr>
+      <w:r>
+        <w:rPr>
+          <w:highlight w:val="yellow"/>
+        </w:rPr>
+        <w:t>Denne løsning gør brugerflowet mere enkelt. Brugeren kan hurtigt få vist et tilbud uden først at skulle oprette en konto, mens systemet stadig kan knytte tilbuddet til en bestemt bruger, hvis tilbuddet senere skal gemmes eller accepteres.</w:t>
       </w:r>
     </w:p>
     <w:p/>
@@ -2832,27 +2659,8 @@
           <w:sz w:val="36"/>
           <w:szCs w:val="36"/>
         </w:rPr>
-        <w:t>Beregning af carport</w:t>
-      </w:r>
-    </w:p>
-    <w:p>
-      <w:r>
-        <w:t>Længder af spær i samme mål som carportens mål</w:t>
-      </w:r>
-    </w:p>
-    <w:p>
-      <w:r>
-        <w:t>Find passende mål, og sørg for, at der kun kan vælges standardmål</w:t>
-      </w:r>
-    </w:p>
-    <w:p/>
-    <w:p>
-      <w:pPr>
-        <w:rPr>
-          <w:b/>
-          <w:bCs/>
-        </w:rPr>
-      </w:pPr>
+        <w:t>3.</w:t>
+      </w:r>
       <w:r>
         <w:rPr>
           <w:b/>
@@ -2860,7 +2668,7 @@
           <w:sz w:val="36"/>
           <w:szCs w:val="36"/>
         </w:rPr>
-        <w:t>Carport-flow</w:t>
+        <w:t>4</w:t>
       </w:r>
       <w:r>
         <w:rPr>
@@ -2869,26 +2677,468 @@
           <w:sz w:val="36"/>
           <w:szCs w:val="36"/>
         </w:rPr>
-        <w:t xml:space="preserve"> for brugeren</w:t>
-      </w:r>
-    </w:p>
-    <w:p>
-      <w:r>
-        <w:t>Systemet begrænser brugerens input gennem faste valgmuligheder og løbende validering, så kunden kun kan indsende carportønsker, der ligger inden for de definerede rammer.</w:t>
-      </w:r>
-      <w:r>
-        <w:t xml:space="preserve"> Dette gør bestillingen nemmere for kunden, og der kan spares et ekstra valideringstrin, efter forespørgslen er indsendt.</w:t>
-      </w:r>
-    </w:p>
-    <w:p>
-      <w:pPr>
+        <w:t xml:space="preserve"> </w:t>
+      </w:r>
+      <w:r>
         <w:rPr>
           <w:b/>
           <w:bCs/>
           <w:sz w:val="36"/>
           <w:szCs w:val="36"/>
         </w:rPr>
-      </w:pPr>
+        <w:t>Beregningsalgoritmen</w:t>
+      </w:r>
+    </w:p>
+    <w:p>
+      <w:r>
+        <w:t xml:space="preserve">Beregningsalgoritmen er en </w:t>
+      </w:r>
+      <w:r>
+        <w:t>central</w:t>
+      </w:r>
+      <w:r>
+        <w:t xml:space="preserve"> del af systemet, fordi den danner grundlag for både styklisten og den pris, kunden får vist. Ud fra kundens valgte længde og bredde beregner systemet, hvilke materialer der skal bruges til carporten.</w:t>
+      </w:r>
+    </w:p>
+    <w:p>
+      <w:r>
+        <w:t xml:space="preserve">I denne version af systemet arbejdes der med tre materialetyper: </w:t>
+      </w:r>
+      <w:r>
+        <w:rPr>
+          <w:b/>
+          <w:bCs/>
+        </w:rPr>
+        <w:t>stolper</w:t>
+      </w:r>
+      <w:r>
+        <w:t xml:space="preserve">, </w:t>
+      </w:r>
+      <w:r>
+        <w:rPr>
+          <w:b/>
+          <w:bCs/>
+        </w:rPr>
+        <w:t>spær</w:t>
+      </w:r>
+      <w:r>
+        <w:t xml:space="preserve"> og </w:t>
+      </w:r>
+      <w:r>
+        <w:rPr>
+          <w:b/>
+          <w:bCs/>
+        </w:rPr>
+        <w:t>remme</w:t>
+      </w:r>
+      <w:r>
+        <w:t>. Beregningen tager udgangspunkt i faste standardlængder og nogle enkle konstruktionsmæssige grænser. For eksempel må afstanden mellem spærene maksimalt være 60 cm, og afstanden mellem stolperne må maksimalt være 310 cm.</w:t>
+      </w:r>
+    </w:p>
+    <w:p>
+      <w:pPr>
+        <w:rPr>
+          <w:b/>
+          <w:bCs/>
+        </w:rPr>
+      </w:pPr>
+      <w:r>
+        <w:rPr>
+          <w:b/>
+          <w:bCs/>
+        </w:rPr>
+        <w:t>Stolper</w:t>
+      </w:r>
+    </w:p>
+    <w:p>
+      <w:r>
+        <w:t>Carportens højde er fast i systemet, og stolperne er derfor altid 300 cm. For stolperne handler beregningen altså ikke om at finde en passende længde, men kun om at finde det nødvendige antal.</w:t>
+      </w:r>
+    </w:p>
+    <w:p>
+      <w:r>
+        <w:t>I systemet er udgangspunktet, at der maksimalt må være 310 cm mellem stolperne. Algoritmen beregner derfor, hvor mange mellemrum der skal bruges for at holde sig inden for denne grænse, og ud fra det beregnes det samlede antal stolper.</w:t>
+      </w:r>
+    </w:p>
+    <w:p>
+      <w:pPr>
+        <w:rPr>
+          <w:b/>
+          <w:bCs/>
+        </w:rPr>
+      </w:pPr>
+      <w:r>
+        <w:rPr>
+          <w:b/>
+          <w:bCs/>
+        </w:rPr>
+        <w:t>Spær</w:t>
+      </w:r>
+    </w:p>
+    <w:p>
+      <w:r>
+        <w:t>Det fremgår af brugervejledningen, at afstanden mellem spærene skal være ens og maks. 60 cm. Derfor beregner algoritmen, hvor mange spær der minimum skal bruges, så afstanden mellem dem ikke overstiger denne grænse.</w:t>
+      </w:r>
+    </w:p>
+    <w:p>
+      <w:r>
+        <w:t>Den konkrete placering udføres dog i praksis af tømreren under monteringen. Systemets opgave er derfor først og fremmest at sikre, at styklisten indeholder det nødvendige antal spær i den rette længde.</w:t>
+      </w:r>
+    </w:p>
+    <w:p>
+      <w:r>
+        <w:t>Eftersom carportens bredde ikke kan være større end den længste tilgængelige spærlængde, skal der altid kun vælges én type spær til hele carporten. Algoritmen finder derfor den korteste standardlængde, der stadig er lang nok til at dække bredden.</w:t>
+      </w:r>
+    </w:p>
+    <w:p>
+      <w:pPr>
+        <w:rPr>
+          <w:b/>
+          <w:bCs/>
+        </w:rPr>
+      </w:pPr>
+      <w:r>
+        <w:rPr>
+          <w:b/>
+          <w:bCs/>
+        </w:rPr>
+        <w:t>Remme</w:t>
+      </w:r>
+    </w:p>
+    <w:p>
+      <w:r>
+        <w:t>I et virkeligt system burde beregningen af remme tage højde for stolpernes placering, så samlinger placeres over eller tæt ved stolperne for at gøre konstruktionen stærkere.</w:t>
+      </w:r>
+    </w:p>
+    <w:p>
+      <w:r>
+        <w:t xml:space="preserve">I denne version af systemet er fokus i stedet på at holde beregningen simpel og reducere materialespild mest muligt. </w:t>
+      </w:r>
+      <w:r>
+        <w:t xml:space="preserve">Algoritmen gennemgår derfor mulige kombinationer af standardlængder og vælger først </w:t>
+      </w:r>
+      <w:r>
+        <w:lastRenderedPageBreak/>
+        <w:t>den løsning med mindst muligt materialespild. Hvis flere løsninger giver samme spild, vælges den mest balancerede løsning, hvor forskellen mellem remlængderne er mindst mulig.</w:t>
+      </w:r>
+    </w:p>
+    <w:p>
+      <w:pPr>
+        <w:rPr>
+          <w:b/>
+          <w:bCs/>
+        </w:rPr>
+      </w:pPr>
+      <w:r>
+        <w:t>For remme giver det ikke rigtig mening at beregne et samlet antal i en separat metode, sådan som det gøres ved spær. Carportens længde kan nemlig være større end den længste tilgængelige rem, og derfor kan der være behov for flere forskellige remlængder i samme carport. Disse skal vises som separate linjer på styklisten med 2 stk. af hver, da hver remlængde bruges én gang på hver side af carporten.</w:t>
+      </w:r>
+    </w:p>
+    <w:p>
+      <w:pPr>
+        <w:rPr>
+          <w:b/>
+          <w:bCs/>
+          <w:sz w:val="28"/>
+          <w:szCs w:val="28"/>
+        </w:rPr>
+      </w:pPr>
+      <w:r>
+        <w:rPr>
+          <w:b/>
+          <w:bCs/>
+          <w:sz w:val="28"/>
+          <w:szCs w:val="28"/>
+        </w:rPr>
+        <w:t>3.</w:t>
+      </w:r>
+      <w:r>
+        <w:rPr>
+          <w:b/>
+          <w:bCs/>
+          <w:sz w:val="28"/>
+          <w:szCs w:val="28"/>
+        </w:rPr>
+        <w:t>4</w:t>
+      </w:r>
+      <w:r>
+        <w:rPr>
+          <w:b/>
+          <w:bCs/>
+          <w:sz w:val="28"/>
+          <w:szCs w:val="28"/>
+        </w:rPr>
+        <w:t xml:space="preserve">.1 </w:t>
+      </w:r>
+      <w:r>
+        <w:rPr>
+          <w:b/>
+          <w:bCs/>
+          <w:sz w:val="28"/>
+          <w:szCs w:val="28"/>
+        </w:rPr>
+        <w:t>Unit tests</w:t>
+      </w:r>
+    </w:p>
+    <w:p>
+      <w:r>
+        <w:t>I systemet er Calculator en central klasse, fordi den beregner de materialer, der skal bruges til en carport. Derfor er det især vigtigt at teste denne klasse. Hvis beregningen er forkert, kan både tilbudspris og stykliste blive forkert, og det kan få direkte økonomiske konsekvenser.</w:t>
+      </w:r>
+    </w:p>
+    <w:p>
+      <w:r>
+        <w:t>Unit tests bruges her til at teste de enkelte beregningsmetoder isoleret. Det betyder, at man kan kontrollere, om algoritmen returnerer de forventede værdier uden at skulle starte hele websitet eller bruge brugergrænsefladen.</w:t>
+      </w:r>
+    </w:p>
+    <w:p>
+      <w:r>
+        <w:t>Calculator-klassen er bygget op i flere lag. Øverst ligger calcCarport(), som samler den samlede stykliste. Metoden opretter en ny BillOfMaterial og kalder derefter metoderne til at tilføje spær, remme og stolper.</w:t>
+      </w:r>
+    </w:p>
+    <w:p>
+      <w:r>
+        <w:t>Det næste lag består af metoderne addRaftersToBillOfMaterial(), addBeamsToBillOfMaterial() og addPostsToBillOfMaterial(). Disse metoder bruger beregningsmetoderne til at finde de rigtige antal og længder og henter derefter de konkrete materialer fra databasen.</w:t>
+      </w:r>
+    </w:p>
+    <w:p>
+      <w:r>
+        <w:t>Det nederste lag består af de egentlige beregningsmetoder, fx findBestLength(), calcRafterCount(), calcRafterLength(), calcPostCount() og calcBeamLengths(). Det er især disse metoder, der egner sig godt til unit tests, fordi de indeholder den konkrete beregningslogik.</w:t>
+      </w:r>
+    </w:p>
+    <w:p>
+      <w:r>
+        <w:t>Opdelingen i flere mindre metoder gør koden mere overskuelig, fordi hver metode har ét tydeligt ansvar. Det gør det lettere at teste og fejlfinde de enkelte dele af beregningen.</w:t>
+      </w:r>
+    </w:p>
+    <w:p>
+      <w:r>
+        <w:t>Hvis al logikken i stedet var samlet i én stor metode, ville koden hurtigt blive sværere at vedligeholde. Den nuværende opdeling gør det også nemmere for andre programmører at forstå systemets opbygning og ændre i én del af beregningen uden at påvirke resten.</w:t>
+      </w:r>
+    </w:p>
+    <w:p>
+      <w:pPr>
+        <w:rPr>
+          <w:b/>
+          <w:bCs/>
+        </w:rPr>
+      </w:pPr>
+      <w:r>
+        <w:rPr>
+          <w:b/>
+          <w:bCs/>
+        </w:rPr>
+        <w:t>De konkrete metoder</w:t>
+      </w:r>
+    </w:p>
+    <w:p>
+      <w:r>
+        <w:t>Eftersom styklisteberegningen er en central del af systemet, beskrives tre udvalgte metoder nærmere i det følgende: en metode, der vælger nærmeste passende standardlængde, en metode, der beregner antal, og en metode, der kobler beregningen sammen med materialeopslag og selve styklisten.</w:t>
+      </w:r>
+    </w:p>
+    <w:p>
+      <w:r>
+        <w:t>Lad os starte med findBestLength(), fordi den er enkel og central</w:t>
+      </w:r>
+      <w:r>
+        <w:t>:</w:t>
+      </w:r>
+    </w:p>
+    <w:p>
+      <w:r>
+        <w:rPr>
+          <w:noProof/>
+        </w:rPr>
+        <w:lastRenderedPageBreak/>
+        <w:drawing>
+          <wp:inline distT="0" distB="0" distL="0" distR="0" wp14:anchorId="19E51013" wp14:editId="5D51884E">
+            <wp:extent cx="5943600" cy="1504950"/>
+            <wp:effectExtent l="0" t="0" r="0" b="0"/>
+            <wp:docPr id="1454414626" name="Picture 1"/>
+            <wp:cNvGraphicFramePr>
+              <a:graphicFrameLocks xmlns:a="http://schemas.openxmlformats.org/drawingml/2006/main" noChangeAspect="1"/>
+            </wp:cNvGraphicFramePr>
+            <a:graphic xmlns:a="http://schemas.openxmlformats.org/drawingml/2006/main">
+              <a:graphicData uri="http://schemas.openxmlformats.org/drawingml/2006/picture">
+                <pic:pic xmlns:pic="http://schemas.openxmlformats.org/drawingml/2006/picture">
+                  <pic:nvPicPr>
+                    <pic:cNvPr id="1454414626" name=""/>
+                    <pic:cNvPicPr/>
+                  </pic:nvPicPr>
+                  <pic:blipFill>
+                    <a:blip r:embed="rId11"/>
+                    <a:stretch>
+                      <a:fillRect/>
+                    </a:stretch>
+                  </pic:blipFill>
+                  <pic:spPr>
+                    <a:xfrm>
+                      <a:off x="0" y="0"/>
+                      <a:ext cx="5943600" cy="1504950"/>
+                    </a:xfrm>
+                    <a:prstGeom prst="rect">
+                      <a:avLst/>
+                    </a:prstGeom>
+                  </pic:spPr>
+                </pic:pic>
+              </a:graphicData>
+            </a:graphic>
+          </wp:inline>
+        </w:drawing>
+      </w:r>
+    </w:p>
+    <w:p>
+      <w:r>
+        <w:t>Testen</w:t>
+      </w:r>
+      <w:r>
+        <w:t xml:space="preserve"> undersøger, om findBestLength() vælger den korteste standardlængde, der stadig er lang nok. I testen kræves en længde på 421 cm. Da 420 cm er for kort, skal metoden vælge næste mulige standardlængde, som er 480 cm. </w:t>
+      </w:r>
+      <w:r>
+        <w:t xml:space="preserve">Helt konkret gennemløber et for-loop listen over tilgængelige længder og </w:t>
+      </w:r>
+      <w:r>
+        <w:t>returnerer den første længde, der er stor nok. Da listen er sorteret fra korteste til længste, vil den første gyldige længde også være den mindste mulige standardlængde.</w:t>
+      </w:r>
+    </w:p>
+    <w:p>
+      <w:r>
+        <w:t>Testen er vigtig, fordi samme logik bruges, når systemet skal vælge passende materialelængder til styklisten.</w:t>
+      </w:r>
+    </w:p>
+    <w:p>
+      <w:r>
+        <w:t>Den næste test skal sikre, at der beregnes det korrekte antal</w:t>
+      </w:r>
+      <w:r>
+        <w:t xml:space="preserve"> spær:</w:t>
+      </w:r>
+    </w:p>
+    <w:p>
+      <w:r>
+        <w:rPr>
+          <w:noProof/>
+        </w:rPr>
+        <w:drawing>
+          <wp:inline distT="0" distB="0" distL="0" distR="0" wp14:anchorId="37B15B87" wp14:editId="41DEA525">
+            <wp:extent cx="5943600" cy="1484630"/>
+            <wp:effectExtent l="0" t="0" r="0" b="1270"/>
+            <wp:docPr id="1948642809" name="Picture 1"/>
+            <wp:cNvGraphicFramePr>
+              <a:graphicFrameLocks xmlns:a="http://schemas.openxmlformats.org/drawingml/2006/main" noChangeAspect="1"/>
+            </wp:cNvGraphicFramePr>
+            <a:graphic xmlns:a="http://schemas.openxmlformats.org/drawingml/2006/main">
+              <a:graphicData uri="http://schemas.openxmlformats.org/drawingml/2006/picture">
+                <pic:pic xmlns:pic="http://schemas.openxmlformats.org/drawingml/2006/picture">
+                  <pic:nvPicPr>
+                    <pic:cNvPr id="1948642809" name=""/>
+                    <pic:cNvPicPr/>
+                  </pic:nvPicPr>
+                  <pic:blipFill>
+                    <a:blip r:embed="rId12"/>
+                    <a:stretch>
+                      <a:fillRect/>
+                    </a:stretch>
+                  </pic:blipFill>
+                  <pic:spPr>
+                    <a:xfrm>
+                      <a:off x="0" y="0"/>
+                      <a:ext cx="5943600" cy="1484630"/>
+                    </a:xfrm>
+                    <a:prstGeom prst="rect">
+                      <a:avLst/>
+                    </a:prstGeom>
+                  </pic:spPr>
+                </pic:pic>
+              </a:graphicData>
+            </a:graphic>
+          </wp:inline>
+        </w:drawing>
+      </w:r>
+    </w:p>
+    <w:p>
+      <w:r>
+        <w:t>Testen undersøger, om systemet beregner det korrekte antal spær ud fra carportens længde. I eksemplet er carporten 600 cm lang, og der må maksimalt være 60 cm mellem spærene. Det giver 10 mellemrum, og derfor skal der bruges 11 spær, fordi der også skal være et spær i begge ender.</w:t>
+      </w:r>
+      <w:r>
+        <w:br/>
+      </w:r>
+      <w:r>
+        <w:t>Den viser altså, at algoritmen ikke kun dividerer længden med 60, men også tager højde for, at antallet af spær er én højere end antallet af mellemrum.</w:t>
+      </w:r>
+    </w:p>
+    <w:p>
+      <w:r>
+        <w:t>Slutligt har vi metoden, der binder det hele sammen ved at tilføje de korrekte spær til styklisten som en samlet stykliste-linje</w:t>
+      </w:r>
+      <w:r>
+        <w:t>:</w:t>
+      </w:r>
+    </w:p>
+    <w:p>
+      <w:r>
+        <w:rPr>
+          <w:noProof/>
+        </w:rPr>
+        <w:lastRenderedPageBreak/>
+        <w:drawing>
+          <wp:inline distT="0" distB="0" distL="0" distR="0" wp14:anchorId="6081E466" wp14:editId="61BBA1E2">
+            <wp:extent cx="5943600" cy="2076450"/>
+            <wp:effectExtent l="0" t="0" r="0" b="0"/>
+            <wp:docPr id="1753038874" name="Picture 1"/>
+            <wp:cNvGraphicFramePr>
+              <a:graphicFrameLocks xmlns:a="http://schemas.openxmlformats.org/drawingml/2006/main" noChangeAspect="1"/>
+            </wp:cNvGraphicFramePr>
+            <a:graphic xmlns:a="http://schemas.openxmlformats.org/drawingml/2006/main">
+              <a:graphicData uri="http://schemas.openxmlformats.org/drawingml/2006/picture">
+                <pic:pic xmlns:pic="http://schemas.openxmlformats.org/drawingml/2006/picture">
+                  <pic:nvPicPr>
+                    <pic:cNvPr id="1753038874" name=""/>
+                    <pic:cNvPicPr/>
+                  </pic:nvPicPr>
+                  <pic:blipFill>
+                    <a:blip r:embed="rId13"/>
+                    <a:stretch>
+                      <a:fillRect/>
+                    </a:stretch>
+                  </pic:blipFill>
+                  <pic:spPr>
+                    <a:xfrm>
+                      <a:off x="0" y="0"/>
+                      <a:ext cx="5943600" cy="2076450"/>
+                    </a:xfrm>
+                    <a:prstGeom prst="rect">
+                      <a:avLst/>
+                    </a:prstGeom>
+                  </pic:spPr>
+                </pic:pic>
+              </a:graphicData>
+            </a:graphic>
+          </wp:inline>
+        </w:drawing>
+      </w:r>
+    </w:p>
+    <w:p>
+      <w:r>
+        <w:t>Testen</w:t>
+      </w:r>
+      <w:r>
+        <w:t xml:space="preserve"> undersøger, om addRaftersToBillOfMaterial() faktisk tilføjer den rigtige spærlinje til styklisten. I eksemplet bruges en carport på 600 x 420 cm. Her skal systemet ende med 11 spær på 420 cm.</w:t>
+      </w:r>
+      <w:r>
+        <w:br/>
+      </w:r>
+      <w:r>
+        <w:t>Testen kontrollerer derfor, at der oprettes én linje i styklisten, og at linjen har den rigtige materialetype, længde og antal. Den viser altså, at beregningen ikke bare virker alene, men også bliver brugt korrekt i selve styklisten.</w:t>
+      </w:r>
+    </w:p>
+    <w:p>
+      <w:r>
+        <w:t>Unit testene viser, at de vigtigste dele af beregningen virker efter hensigten. Der testes både, om systemet vælger den rigtige standardlængde, beregner det rigtige antal materialer og tilføjer de korrekte linjer til styklisten.</w:t>
+      </w:r>
+    </w:p>
+    <w:p>
+      <w:r>
+        <w:t>Testene dækker ikke alle mulige mål og kombinationer, men de tester de centrale dele af algoritmen. Da systemet i denne version kun arbejder med stolper, spær og remme, vurderes det som tilstrækkeligt til at kontrollere den grundlæggende styklisteberegning. Hvis systemet senere udvides med flere materialer eller mere avancerede regler, bør testene også udvides.</w:t>
+      </w:r>
     </w:p>
     <w:p>
       <w:pPr>
@@ -2906,7 +3156,532 @@
           <w:sz w:val="36"/>
           <w:szCs w:val="36"/>
         </w:rPr>
-        <w:t>Diverse noter</w:t>
+        <w:t xml:space="preserve">3.5 </w:t>
+      </w:r>
+      <w:r>
+        <w:rPr>
+          <w:b/>
+          <w:bCs/>
+          <w:sz w:val="36"/>
+          <w:szCs w:val="36"/>
+        </w:rPr>
+        <w:t>Sikring og beskyttelse</w:t>
+      </w:r>
+    </w:p>
+    <w:p>
+      <w:r>
+        <w:t>Sikkerhed i systemet er afgørende, da systemet håndterer brugeroplysninger, tilbud, ordrer og styklister med forretningsmæssig værdi. Der findes flere centrale sikkerhedsrisici, som systemet derfor skal beskytte imod. Det må fx ikke være muligt for en kunde at tilgå administratorsiden, se andre kunders styklister eller få adgang til en stykliste</w:t>
+      </w:r>
+      <w:r>
+        <w:t>,</w:t>
+      </w:r>
+      <w:r>
+        <w:t xml:space="preserve"> før købet er gennemført.</w:t>
+      </w:r>
+    </w:p>
+    <w:p>
+      <w:pPr>
+        <w:rPr>
+          <w:b/>
+          <w:bCs/>
+        </w:rPr>
+      </w:pPr>
+      <w:r>
+        <w:rPr>
+          <w:b/>
+          <w:bCs/>
+        </w:rPr>
+        <w:t>Brugerkontrol</w:t>
+      </w:r>
+      <w:r>
+        <w:rPr>
+          <w:b/>
+          <w:bCs/>
+        </w:rPr>
+        <w:br/>
+      </w:r>
+      <w:r>
+        <w:t>Risici ved brugerlogin/-oprettelse</w:t>
+      </w:r>
+      <w:r>
+        <w:t xml:space="preserve"> håndteres først og fremmest gennem login, sessions og rollekontrol. Når en bruger logger </w:t>
+      </w:r>
+      <w:r>
+        <w:t>på</w:t>
+      </w:r>
+      <w:r>
+        <w:t xml:space="preserve">, gemmes brugerens id og rolle i sessionen. På den måde kan systemet kontrollere, om brugeren er logget </w:t>
+      </w:r>
+      <w:r>
+        <w:t>på</w:t>
+      </w:r>
+      <w:r>
+        <w:t>, og om brugeren har de nødvendige rettigheder.</w:t>
+      </w:r>
+      <w:r>
+        <w:br/>
+      </w:r>
+    </w:p>
+    <w:p>
+      <w:r>
+        <w:rPr>
+          <w:noProof/>
+        </w:rPr>
+        <w:lastRenderedPageBreak/>
+        <w:drawing>
+          <wp:inline distT="0" distB="0" distL="0" distR="0" wp14:anchorId="6C7F6453" wp14:editId="66A70EE9">
+            <wp:extent cx="4729255" cy="1568334"/>
+            <wp:effectExtent l="0" t="0" r="0" b="0"/>
+            <wp:docPr id="1783816896" name="Picture 1"/>
+            <wp:cNvGraphicFramePr>
+              <a:graphicFrameLocks xmlns:a="http://schemas.openxmlformats.org/drawingml/2006/main" noChangeAspect="1"/>
+            </wp:cNvGraphicFramePr>
+            <a:graphic xmlns:a="http://schemas.openxmlformats.org/drawingml/2006/main">
+              <a:graphicData uri="http://schemas.openxmlformats.org/drawingml/2006/picture">
+                <pic:pic xmlns:pic="http://schemas.openxmlformats.org/drawingml/2006/picture">
+                  <pic:nvPicPr>
+                    <pic:cNvPr id="1783816896" name=""/>
+                    <pic:cNvPicPr/>
+                  </pic:nvPicPr>
+                  <pic:blipFill>
+                    <a:blip r:embed="rId14"/>
+                    <a:stretch>
+                      <a:fillRect/>
+                    </a:stretch>
+                  </pic:blipFill>
+                  <pic:spPr>
+                    <a:xfrm>
+                      <a:off x="0" y="0"/>
+                      <a:ext cx="4766994" cy="1580849"/>
+                    </a:xfrm>
+                    <a:prstGeom prst="rect">
+                      <a:avLst/>
+                    </a:prstGeom>
+                  </pic:spPr>
+                </pic:pic>
+              </a:graphicData>
+            </a:graphic>
+          </wp:inline>
+        </w:drawing>
+      </w:r>
+    </w:p>
+    <w:p>
+      <w:r>
+        <w:br/>
+      </w:r>
+      <w:r>
+        <w:t xml:space="preserve">Ved adgang til administratorsiden kontrollerer systemet først, om brugeren er logget </w:t>
+      </w:r>
+      <w:r>
+        <w:t>på</w:t>
+      </w:r>
+      <w:r>
+        <w:t>, og om brugeren har rollen admin. Dette sker ved at hente userId og role fra sessionen. Hvis en af værdierne mangler, eller hvis rollen ikke er admin, bliver brugeren omdirigeret til login-siden. På den måde forhindres almindelige kunder i at tilgå administratorsiden.</w:t>
+      </w:r>
+    </w:p>
+    <w:p>
+      <w:r>
+        <w:t>Ved brugeroprettelse hardcodes rollen til customer</w:t>
+      </w:r>
+      <w:r>
+        <w:t xml:space="preserve"> i UserController-klassen</w:t>
+      </w:r>
+      <w:r>
+        <w:t>. Det betyder, at en ny bruger altid oprettes som almindelig kunde og ikke selv kan vælge rollen admin via formularen. Administratorer skal derfor oprettes på en mere kontrolleret måde, fx direkte i databasen. Det reducerer risikoen for, at en almindelig bruger får adgang til administratorsiden.</w:t>
+      </w:r>
+    </w:p>
+    <w:p>
+      <w:r>
+        <w:rPr>
+          <w:b/>
+          <w:bCs/>
+        </w:rPr>
+        <w:t>Stykliste</w:t>
+      </w:r>
+      <w:r>
+        <w:rPr>
+          <w:b/>
+          <w:bCs/>
+        </w:rPr>
+        <w:t>sikkerhed</w:t>
+      </w:r>
+      <w:r>
+        <w:br/>
+      </w:r>
+      <w:r>
+        <w:t>Styklisten skal ikke være frit tilgængelig. I systemet hentes den derfor gennem en ordre og ikke direkte gennem et åbent tilbud</w:t>
+      </w:r>
+      <w:r>
+        <w:t xml:space="preserve">. </w:t>
+      </w:r>
+      <w:r>
+        <w:t>Når en bruger forsøger at se en stykliste, tjekker systemet, om brugeren er administrator, eller om ordren tilhører den pågældende kunde.</w:t>
+      </w:r>
+      <w:r>
+        <w:br/>
+      </w:r>
+      <w:r>
+        <w:br/>
+      </w:r>
+      <w:r>
+        <w:rPr>
+          <w:noProof/>
+        </w:rPr>
+        <w:drawing>
+          <wp:inline distT="0" distB="0" distL="0" distR="0" wp14:anchorId="03B642F4" wp14:editId="3E59A685">
+            <wp:extent cx="5943600" cy="1209040"/>
+            <wp:effectExtent l="0" t="0" r="0" b="0"/>
+            <wp:docPr id="907704733" name="Picture 1"/>
+            <wp:cNvGraphicFramePr>
+              <a:graphicFrameLocks xmlns:a="http://schemas.openxmlformats.org/drawingml/2006/main" noChangeAspect="1"/>
+            </wp:cNvGraphicFramePr>
+            <a:graphic xmlns:a="http://schemas.openxmlformats.org/drawingml/2006/main">
+              <a:graphicData uri="http://schemas.openxmlformats.org/drawingml/2006/picture">
+                <pic:pic xmlns:pic="http://schemas.openxmlformats.org/drawingml/2006/picture">
+                  <pic:nvPicPr>
+                    <pic:cNvPr id="907704733" name=""/>
+                    <pic:cNvPicPr/>
+                  </pic:nvPicPr>
+                  <pic:blipFill>
+                    <a:blip r:embed="rId15"/>
+                    <a:stretch>
+                      <a:fillRect/>
+                    </a:stretch>
+                  </pic:blipFill>
+                  <pic:spPr>
+                    <a:xfrm>
+                      <a:off x="0" y="0"/>
+                      <a:ext cx="5943600" cy="1209040"/>
+                    </a:xfrm>
+                    <a:prstGeom prst="rect">
+                      <a:avLst/>
+                    </a:prstGeom>
+                  </pic:spPr>
+                </pic:pic>
+              </a:graphicData>
+            </a:graphic>
+          </wp:inline>
+        </w:drawing>
+      </w:r>
+    </w:p>
+    <w:p>
+      <w:r>
+        <w:t>Hvis brugeren ikke er administrator og heller ikke ejer ordren, afvises adgangen med statuskoden 403. Det betyder, at en almindelig kunde ikke kan tilgå andre kunders styklister. Samtidig kan administratoren stadig se styklisterne, hvilket er nødvendigt for at kunne håndtere ordrer og kundeservice.</w:t>
+      </w:r>
+    </w:p>
+    <w:p>
+      <w:r>
+        <w:t>Kontrollen forhindrer først og fremmest, at en kunde kan se andre kunders styklister. Det er dog ikke det samme som, at systemet er fuldt sikret som et professionelt system. I en rigtig løsning burde der også bruges password hashing, HTTPS, CSRF-beskyttelse og mere robust fejlhåndtering. I denne version er kontrollen dog tilstrækkelig til at vise, hvordan adgang til styklister begrænses.</w:t>
+      </w:r>
+    </w:p>
+    <w:p/>
+    <w:p/>
+    <w:p/>
+    <w:p>
+      <w:pPr>
+        <w:rPr>
+          <w:b/>
+          <w:bCs/>
+          <w:sz w:val="36"/>
+          <w:szCs w:val="36"/>
+        </w:rPr>
+      </w:pPr>
+      <w:r>
+        <w:rPr>
+          <w:b/>
+          <w:bCs/>
+          <w:sz w:val="36"/>
+          <w:szCs w:val="36"/>
+        </w:rPr>
+        <w:lastRenderedPageBreak/>
+        <w:t>Afsnit om visuelt design</w:t>
+      </w:r>
+    </w:p>
+    <w:p>
+      <w:pPr>
+        <w:pStyle w:val="ListParagraph"/>
+        <w:numPr>
+          <w:ilvl w:val="0"/>
+          <w:numId w:val="38"/>
+        </w:numPr>
+      </w:pPr>
+      <w:r>
+        <w:t>Gestaltlove, ikoner, farvevalg, genkendelighed (Fog)</w:t>
+      </w:r>
+    </w:p>
+    <w:p>
+      <w:pPr>
+        <w:pStyle w:val="ListParagraph"/>
+        <w:numPr>
+          <w:ilvl w:val="0"/>
+          <w:numId w:val="38"/>
+        </w:numPr>
+      </w:pPr>
+      <w:r>
+        <w:t>Forbedrer UX og virker mere professionelt = større sandsynlighed for køb</w:t>
+      </w:r>
+    </w:p>
+    <w:p>
+      <w:pPr>
+        <w:pStyle w:val="ListParagraph"/>
+        <w:numPr>
+          <w:ilvl w:val="0"/>
+          <w:numId w:val="38"/>
+        </w:numPr>
+      </w:pPr>
+      <w:r>
+        <w:t>Få elementer, centralt placeret og smalt for også at gøre det mere mobilegnet</w:t>
+      </w:r>
+    </w:p>
+    <w:p>
+      <w:pPr>
+        <w:pStyle w:val="ListParagraph"/>
+        <w:numPr>
+          <w:ilvl w:val="0"/>
+          <w:numId w:val="38"/>
+        </w:numPr>
+      </w:pPr>
+      <w:r>
+        <w:t>Font Awesome?</w:t>
+      </w:r>
+    </w:p>
+    <w:p>
+      <w:pPr>
+        <w:rPr>
+          <w:b/>
+          <w:bCs/>
+          <w:sz w:val="36"/>
+          <w:szCs w:val="36"/>
+        </w:rPr>
+      </w:pPr>
+    </w:p>
+    <w:p>
+      <w:r>
+        <w:rPr>
+          <w:b/>
+          <w:bCs/>
+          <w:sz w:val="36"/>
+          <w:szCs w:val="36"/>
+        </w:rPr>
+        <w:t>4</w:t>
+      </w:r>
+      <w:r>
+        <w:rPr>
+          <w:b/>
+          <w:bCs/>
+          <w:sz w:val="36"/>
+          <w:szCs w:val="36"/>
+        </w:rPr>
+        <w:t xml:space="preserve"> Udviklingsproces og løbende ændringer</w:t>
+      </w:r>
+    </w:p>
+    <w:p>
+      <w:pPr>
+        <w:rPr>
+          <w:b/>
+          <w:bCs/>
+        </w:rPr>
+      </w:pPr>
+      <w:r>
+        <w:rPr>
+          <w:b/>
+          <w:bCs/>
+        </w:rPr>
+        <w:t>4</w:t>
+      </w:r>
+      <w:r>
+        <w:rPr>
+          <w:b/>
+          <w:bCs/>
+        </w:rPr>
+        <w:t>.1 Fra simpelt tilbudssystem til brugerflow</w:t>
+      </w:r>
+    </w:p>
+    <w:p>
+      <w:r>
+        <w:t>I starten var tanken, at systemet først og fremmest skulle kunne beregne et tilbud ud fra kundens valgte mål. Efterhånden blev det dog tydeligt, at systemet ville hænge bedre sammen, hvis der også var brugerprofiler, gemte tilbud og ordrer.</w:t>
+      </w:r>
+    </w:p>
+    <w:p>
+      <w:r>
+        <w:t>Derfor blev flowet ændret, så kunden kan få vist et tilbud uden først at logge ind. Hvis kunden derefter vil gemme eller acceptere tilbuddet, skal kunden oprette sig eller logge på. Det gør forsiden nemmere at bruge, fordi man hurtigt kan prøve beregneren uden at skulle udfylde en hel brugeroprettelse først.</w:t>
+      </w:r>
+    </w:p>
+    <w:p>
+      <w:r>
+        <w:t>Der blev også lavet en kundeside, hvor kunden kan se egne tilbud og ordrer. Det er måske lidt mere end nødvendigt i en simpel carportopgave, men det giver systemet en mere realistisk struktur.</w:t>
+      </w:r>
+    </w:p>
+    <w:p>
+      <w:pPr>
+        <w:rPr>
+          <w:b/>
+          <w:bCs/>
+        </w:rPr>
+      </w:pPr>
+      <w:r>
+        <w:rPr>
+          <w:b/>
+          <w:bCs/>
+        </w:rPr>
+        <w:t>4</w:t>
+      </w:r>
+      <w:r>
+        <w:rPr>
+          <w:b/>
+          <w:bCs/>
+        </w:rPr>
+        <w:t>.2 Udvikling af materialeberegningen</w:t>
+      </w:r>
+    </w:p>
+    <w:p>
+      <w:r>
+        <w:t>Beregningen blev bygget op lidt ad gangen. Først handlede det om at få systemet til at beregne en stykliste med de vigtigste materialer. Senere blev beregningen forbedret, så den blev mere realistisk.</w:t>
+      </w:r>
+    </w:p>
+    <w:p>
+      <w:r>
+        <w:t>Et eksempel er remme. I starten var det nok bare at finde længder, der kunne dække carportens længde. Senere blev det ændret, så systemet først vælger den løsning med mindst spild. Hvis der er flere muligheder med samme spild, vælges den løsning, hvor længderne er mest balancerede.</w:t>
+      </w:r>
+    </w:p>
+    <w:p>
+      <w:r>
+        <w:t>Spærene blev også forbedret. I stedet for bare at placere dem med en fast afstand, blev de fordelt mere jævnt over hele længden. Det giver en pænere og mere troværdig tegning.</w:t>
+      </w:r>
+    </w:p>
+    <w:p>
+      <w:pPr>
+        <w:rPr>
+          <w:b/>
+          <w:bCs/>
+        </w:rPr>
+      </w:pPr>
+      <w:r>
+        <w:rPr>
+          <w:b/>
+          <w:bCs/>
+        </w:rPr>
+        <w:t>4</w:t>
+      </w:r>
+      <w:r>
+        <w:rPr>
+          <w:b/>
+          <w:bCs/>
+        </w:rPr>
+        <w:t>.3 Udvidelse af brugeroplevelsen</w:t>
+      </w:r>
+    </w:p>
+    <w:p>
+      <w:r>
+        <w:t>Da de vigtigste funktioner begyndte at virke, blev der arbejdet mere med brugeroplevelsen. Der blev blandt andet tilføjet en SVG-tegning, så kunden ikke kun ser en pris og nogle mål, men også får en visuel idé om carporten.</w:t>
+      </w:r>
+    </w:p>
+    <w:p>
+      <w:r>
+        <w:t>Adminsiden blev også ændret undervejs. Hvis alle ordrer, tilbud og kunder vises på én gang, bliver siden hurtigt rodet. Derfor blev der lavet fold ud-sektioner, så administratoren selv kan vælge, hvad der skal vises.</w:t>
+      </w:r>
+    </w:p>
+    <w:p>
+      <w:r>
+        <w:t>Derudover blev der lavet flere mindre forbedringer, fx tydeligere fejlbeskeder, farvede knapper, modalvinduer og mulighed for at oprette nye tilbud direkte fra kundesiden.</w:t>
+      </w:r>
+    </w:p>
+    <w:p>
+      <w:pPr>
+        <w:rPr>
+          <w:b/>
+          <w:bCs/>
+        </w:rPr>
+      </w:pPr>
+      <w:r>
+        <w:rPr>
+          <w:b/>
+          <w:bCs/>
+        </w:rPr>
+        <w:t>4</w:t>
+      </w:r>
+      <w:r>
+        <w:rPr>
+          <w:b/>
+          <w:bCs/>
+        </w:rPr>
+        <w:t>.4 Afvejning mellem tid og kompleksitet</w:t>
+      </w:r>
+    </w:p>
+    <w:p>
+      <w:r>
+        <w:lastRenderedPageBreak/>
+        <w:t>Da projektet er lavet alene og inden for en begrænset periode, har det været nødvendigt at prioritere. Først blev de vigtigste funktioner lavet: tilbud, brugeroprettelse, login, stykliste, ordre og adgangskontrol.</w:t>
+      </w:r>
+    </w:p>
+    <w:p>
+      <w:r>
+        <w:t>Nogle ting er derfor holdt simple. Der er fx ikke lavet rigtig betaling, faktura eller fuld password hashing. Det ville være relevant i et rigtigt system, men i denne version har fokus været på at vise det centrale flow.</w:t>
+      </w:r>
+    </w:p>
+    <w:p>
+      <w:r>
+        <w:t>Udviklingen har derfor været ret trinvis. Først skulle systemet virke. Derefter blev det udvidet med beregning, database, adminfunktioner, tegning og mindre forbedringer i brugerfladen.</w:t>
+      </w:r>
+    </w:p>
+    <w:p/>
+    <w:p>
+      <w:pPr>
+        <w:rPr>
+          <w:b/>
+          <w:bCs/>
+          <w:sz w:val="36"/>
+          <w:szCs w:val="36"/>
+        </w:rPr>
+      </w:pPr>
+    </w:p>
+    <w:p>
+      <w:pPr>
+        <w:rPr>
+          <w:b/>
+          <w:bCs/>
+          <w:sz w:val="36"/>
+          <w:szCs w:val="36"/>
+        </w:rPr>
+      </w:pPr>
+      <w:r>
+        <w:rPr>
+          <w:b/>
+          <w:bCs/>
+          <w:sz w:val="36"/>
+          <w:szCs w:val="36"/>
+        </w:rPr>
+        <w:t>Afslutning</w:t>
+      </w:r>
+    </w:p>
+    <w:p>
+      <w:r>
+        <w:t>Lidt om begrænsninger og udvidelsesmuligheder</w:t>
+      </w:r>
+    </w:p>
+    <w:p>
+      <w:r>
+        <w:t>En slags konklusion</w:t>
+      </w:r>
+    </w:p>
+    <w:p/>
+    <w:p>
+      <w:pPr>
+        <w:rPr>
+          <w:b/>
+          <w:bCs/>
+          <w:sz w:val="36"/>
+          <w:szCs w:val="36"/>
+        </w:rPr>
+      </w:pPr>
+      <w:r>
+        <w:rPr>
+          <w:b/>
+          <w:bCs/>
+          <w:sz w:val="36"/>
+          <w:szCs w:val="36"/>
+        </w:rPr>
+        <w:t>Mangler at gøre</w:t>
       </w:r>
     </w:p>
     <w:p>
@@ -2918,8 +3693,112 @@
         </w:numPr>
       </w:pPr>
       <w:r>
-        <w:t>Der implementeres af åbenlyse årsager ingen betalingsfunktion i systemet. Betaling ligger implicit i accept af tilbud, bestilling og ordreoprettelse.</w:t>
-      </w:r>
+        <w:t>SYSTEM (teknisk)</w:t>
+      </w:r>
+      <w:r>
+        <w:t>:</w:t>
+      </w:r>
+    </w:p>
+    <w:p>
+      <w:pPr>
+        <w:pStyle w:val="ListParagraph"/>
+        <w:numPr>
+          <w:ilvl w:val="1"/>
+          <w:numId w:val="37"/>
+        </w:numPr>
+      </w:pPr>
+      <w:r>
+        <w:t>Bedre fejlbeskeder</w:t>
+      </w:r>
+    </w:p>
+    <w:p>
+      <w:pPr>
+        <w:pStyle w:val="ListParagraph"/>
+        <w:numPr>
+          <w:ilvl w:val="1"/>
+          <w:numId w:val="37"/>
+        </w:numPr>
+      </w:pPr>
+      <w:r>
+        <w:t>Gør mobilvenligt</w:t>
+      </w:r>
+    </w:p>
+    <w:p>
+      <w:pPr>
+        <w:pStyle w:val="ListParagraph"/>
+        <w:numPr>
+          <w:ilvl w:val="1"/>
+          <w:numId w:val="37"/>
+        </w:numPr>
+      </w:pPr>
+      <w:r>
+        <w:t>Exceptions</w:t>
+      </w:r>
+    </w:p>
+    <w:p>
+      <w:pPr>
+        <w:pStyle w:val="ListParagraph"/>
+        <w:numPr>
+          <w:ilvl w:val="1"/>
+          <w:numId w:val="37"/>
+        </w:numPr>
+      </w:pPr>
+      <w:r>
+        <w:t>Tjek al kode igennem, og ryd op i den/optimer den</w:t>
+      </w:r>
+    </w:p>
+    <w:p>
+      <w:pPr>
+        <w:pStyle w:val="ListParagraph"/>
+        <w:numPr>
+          <w:ilvl w:val="1"/>
+          <w:numId w:val="37"/>
+        </w:numPr>
+      </w:pPr>
+      <w:r>
+        <w:t>Skift user til customer</w:t>
+      </w:r>
+    </w:p>
+    <w:p>
+      <w:pPr>
+        <w:pStyle w:val="ListParagraph"/>
+        <w:numPr>
+          <w:ilvl w:val="1"/>
+          <w:numId w:val="37"/>
+        </w:numPr>
+      </w:pPr>
+      <w:r>
+        <w:t>Integrationstest</w:t>
+      </w:r>
+    </w:p>
+    <w:p>
+      <w:pPr>
+        <w:pStyle w:val="ListParagraph"/>
+        <w:numPr>
+          <w:ilvl w:val="1"/>
+          <w:numId w:val="37"/>
+        </w:numPr>
+      </w:pPr>
+      <w:r>
+        <w:t>Køb domæne, og host website på Digital Ocean</w:t>
+      </w:r>
+    </w:p>
+    <w:p>
+      <w:pPr>
+        <w:pStyle w:val="ListParagraph"/>
+        <w:numPr>
+          <w:ilvl w:val="1"/>
+          <w:numId w:val="37"/>
+        </w:numPr>
+      </w:pPr>
+      <w:r>
+        <w:t>Gør det hele visuelt lækkert med farver, billeder og en masse CSS (stor opgave på flere dage)</w:t>
+      </w:r>
+    </w:p>
+    <w:p>
+      <w:pPr>
+        <w:pStyle w:val="ListParagraph"/>
+      </w:pPr>
     </w:p>
     <w:p>
       <w:pPr>
@@ -2930,7 +3809,7 @@
         </w:numPr>
       </w:pPr>
       <w:r>
-        <w:t>Afsnit, der kan afkortes:</w:t>
+        <w:t>RAPPORT:</w:t>
       </w:r>
     </w:p>
     <w:p>
@@ -2942,7 +3821,7 @@
         </w:numPr>
       </w:pPr>
       <w:r>
-        <w:t>Interessentanalyse</w:t>
+        <w:t>Afsnit om admin og muligheder</w:t>
       </w:r>
     </w:p>
     <w:p>
@@ -2954,7 +3833,7 @@
         </w:numPr>
       </w:pPr>
       <w:r>
-        <w:t>Aktivitetsdiagram</w:t>
+        <w:t>Afsnit om layout, farvevalg og gestaltlove</w:t>
       </w:r>
     </w:p>
     <w:p>
@@ -2966,7 +3845,60 @@
         </w:numPr>
       </w:pPr>
       <w:r>
-        <w:t>??</w:t>
+        <w:t>Et afsnit om begrænsninger, dvs. ting, der ikke har været tid til at lave, men som ville være gode</w:t>
+      </w:r>
+    </w:p>
+    <w:p>
+      <w:pPr>
+        <w:pStyle w:val="ListParagraph"/>
+        <w:numPr>
+          <w:ilvl w:val="1"/>
+          <w:numId w:val="37"/>
+        </w:numPr>
+      </w:pPr>
+      <w:r>
+        <w:t>Sessionsbaseret eller? Og hvorfor?</w:t>
+      </w:r>
+    </w:p>
+    <w:p>
+      <w:pPr>
+        <w:pStyle w:val="ListParagraph"/>
+        <w:numPr>
+          <w:ilvl w:val="1"/>
+          <w:numId w:val="37"/>
+        </w:numPr>
+      </w:pPr>
+      <w:r>
+        <w:t>Afsnit om exceptions?</w:t>
+      </w:r>
+    </w:p>
+    <w:p>
+      <w:pPr>
+        <w:rPr>
+          <w:b/>
+          <w:bCs/>
+          <w:sz w:val="36"/>
+          <w:szCs w:val="36"/>
+        </w:rPr>
+      </w:pPr>
+    </w:p>
+    <w:p>
+      <w:pPr>
+        <w:rPr>
+          <w:b/>
+          <w:bCs/>
+          <w:sz w:val="36"/>
+          <w:szCs w:val="36"/>
+        </w:rPr>
+      </w:pPr>
+      <w:r>
+        <w:rPr>
+          <w:b/>
+          <w:bCs/>
+          <w:sz w:val="36"/>
+          <w:szCs w:val="36"/>
+        </w:rPr>
+        <w:t>Skal øves inden mundtlig eksamen</w:t>
       </w:r>
     </w:p>
     <w:p>
@@ -2976,10 +3908,99 @@
           <w:ilvl w:val="0"/>
           <w:numId w:val="37"/>
         </w:numPr>
-      </w:pPr>
-      <w:r>
-        <w:t>Sessionsbaseret eller? Og hvorfor?</w:t>
-      </w:r>
+        <w:rPr>
+          <w:b/>
+          <w:bCs/>
+          <w:sz w:val="28"/>
+          <w:szCs w:val="28"/>
+        </w:rPr>
+      </w:pPr>
+      <w:r>
+        <w:rPr>
+          <w:b/>
+          <w:bCs/>
+          <w:sz w:val="28"/>
+          <w:szCs w:val="28"/>
+        </w:rPr>
+        <w:lastRenderedPageBreak/>
+        <w:t>Generelt</w:t>
+      </w:r>
+    </w:p>
+    <w:p>
+      <w:pPr>
+        <w:pStyle w:val="ListParagraph"/>
+        <w:numPr>
+          <w:ilvl w:val="1"/>
+          <w:numId w:val="37"/>
+        </w:numPr>
+        <w:rPr>
+          <w:b/>
+          <w:bCs/>
+          <w:sz w:val="28"/>
+          <w:szCs w:val="28"/>
+        </w:rPr>
+      </w:pPr>
+      <w:r>
+        <w:rPr>
+          <w:sz w:val="24"/>
+          <w:szCs w:val="24"/>
+        </w:rPr>
+        <w:t>Normalformer</w:t>
+      </w:r>
+    </w:p>
+    <w:p>
+      <w:pPr>
+        <w:pStyle w:val="ListParagraph"/>
+        <w:numPr>
+          <w:ilvl w:val="1"/>
+          <w:numId w:val="37"/>
+        </w:numPr>
+        <w:rPr>
+          <w:b/>
+          <w:bCs/>
+          <w:sz w:val="28"/>
+          <w:szCs w:val="28"/>
+        </w:rPr>
+      </w:pPr>
+      <w:r>
+        <w:rPr>
+          <w:sz w:val="24"/>
+          <w:szCs w:val="24"/>
+        </w:rPr>
+        <w:t>Lidt Thymeleaf</w:t>
+      </w:r>
+    </w:p>
+    <w:p>
+      <w:pPr>
+        <w:pStyle w:val="ListParagraph"/>
+        <w:numPr>
+          <w:ilvl w:val="1"/>
+          <w:numId w:val="37"/>
+        </w:numPr>
+        <w:rPr>
+          <w:b/>
+          <w:bCs/>
+          <w:sz w:val="28"/>
+          <w:szCs w:val="28"/>
+        </w:rPr>
+      </w:pPr>
+      <w:r>
+        <w:rPr>
+          <w:sz w:val="24"/>
+          <w:szCs w:val="24"/>
+        </w:rPr>
+        <w:t>Forstå routes</w:t>
+      </w:r>
+    </w:p>
+    <w:p>
+      <w:pPr>
+        <w:rPr>
+          <w:b/>
+          <w:bCs/>
+          <w:sz w:val="28"/>
+          <w:szCs w:val="28"/>
+        </w:rPr>
+      </w:pPr>
     </w:p>
     <w:p>
       <w:pPr>
@@ -2988,57 +4009,21 @@
           <w:ilvl w:val="0"/>
           <w:numId w:val="37"/>
         </w:numPr>
-      </w:pPr>
-      <w:r>
-        <w:t>Afsnit om layout, farvevalg og gestaltlove</w:t>
-      </w:r>
-    </w:p>
-    <w:p>
-      <w:pPr>
-        <w:pStyle w:val="ListParagraph"/>
-        <w:numPr>
-          <w:ilvl w:val="0"/>
-          <w:numId w:val="37"/>
-        </w:numPr>
-      </w:pPr>
-      <w:r>
-        <w:t>Husk at gøre mobilvenligt</w:t>
-      </w:r>
-    </w:p>
-    <w:p>
-      <w:pPr>
-        <w:pStyle w:val="ListParagraph"/>
-        <w:numPr>
-          <w:ilvl w:val="0"/>
-          <w:numId w:val="37"/>
-        </w:numPr>
-      </w:pPr>
-      <w:r>
-        <w:t>1 carport per ordre, siger kunden!</w:t>
-      </w:r>
-    </w:p>
-    <w:p>
-      <w:pPr>
-        <w:pStyle w:val="ListParagraph"/>
-        <w:numPr>
-          <w:ilvl w:val="0"/>
-          <w:numId w:val="37"/>
-        </w:numPr>
-      </w:pPr>
-      <w:r>
-        <w:t>Forklar standardrammer</w:t>
-      </w:r>
-    </w:p>
-    <w:p>
-      <w:pPr>
-        <w:pStyle w:val="ListParagraph"/>
-        <w:numPr>
-          <w:ilvl w:val="0"/>
-          <w:numId w:val="37"/>
-        </w:numPr>
-      </w:pPr>
-      <w:r>
-        <w:t>Et afsnit om begrænsninger, dvs. ting, der ikke har været tid til at lave, men som ville være gode</w:t>
+        <w:rPr>
+          <w:b/>
+          <w:bCs/>
+          <w:sz w:val="28"/>
+          <w:szCs w:val="28"/>
+        </w:rPr>
+      </w:pPr>
+      <w:r>
+        <w:rPr>
+          <w:b/>
+          <w:bCs/>
+          <w:sz w:val="28"/>
+          <w:szCs w:val="28"/>
+        </w:rPr>
+        <w:t>Mit system</w:t>
       </w:r>
     </w:p>
     <w:p>
@@ -3048,33 +4033,19 @@
           <w:ilvl w:val="1"/>
           <w:numId w:val="37"/>
         </w:numPr>
-      </w:pPr>
-      <w:r>
-        <w:t>Noget med Acceptér tilbud, måske en bekræftelsesside? Det finder vi ud af.</w:t>
-      </w:r>
-    </w:p>
-    <w:p>
-      <w:pPr>
-        <w:pStyle w:val="ListParagraph"/>
-        <w:numPr>
-          <w:ilvl w:val="0"/>
-          <w:numId w:val="37"/>
-        </w:numPr>
-      </w:pPr>
-      <w:r>
-        <w:t>Sikkerhed: data, inputvalidering osv.</w:t>
-      </w:r>
-    </w:p>
-    <w:p>
-      <w:pPr>
-        <w:pStyle w:val="ListParagraph"/>
-        <w:numPr>
-          <w:ilvl w:val="0"/>
-          <w:numId w:val="37"/>
-        </w:numPr>
-      </w:pPr>
-      <w:r>
-        <w:t>Grundfunktioner, der SKAL implementeres</w:t>
+        <w:rPr>
+          <w:b/>
+          <w:bCs/>
+          <w:sz w:val="28"/>
+          <w:szCs w:val="28"/>
+        </w:rPr>
+      </w:pPr>
+      <w:r>
+        <w:rPr>
+          <w:sz w:val="24"/>
+          <w:szCs w:val="24"/>
+        </w:rPr>
+        <w:t>Vigtige metoder</w:t>
       </w:r>
     </w:p>
     <w:p>
@@ -3084,151 +4055,16 @@
           <w:ilvl w:val="1"/>
           <w:numId w:val="37"/>
         </w:numPr>
-      </w:pPr>
-      <w:r>
-        <w:t>Brugerlogin</w:t>
-      </w:r>
-    </w:p>
-    <w:p>
-      <w:pPr>
-        <w:pStyle w:val="ListParagraph"/>
-        <w:numPr>
-          <w:ilvl w:val="1"/>
-          <w:numId w:val="37"/>
-        </w:numPr>
-      </w:pPr>
-      <w:r>
-        <w:t>Styklisteberegning</w:t>
-      </w:r>
-    </w:p>
-    <w:p>
-      <w:pPr>
-        <w:pStyle w:val="ListParagraph"/>
-        <w:numPr>
-          <w:ilvl w:val="1"/>
-          <w:numId w:val="37"/>
-        </w:numPr>
-      </w:pPr>
-      <w:r>
-        <w:t>Administratordel</w:t>
-      </w:r>
-    </w:p>
-    <w:p>
-      <w:pPr>
-        <w:pStyle w:val="ListParagraph"/>
-        <w:numPr>
-          <w:ilvl w:val="1"/>
-          <w:numId w:val="37"/>
-        </w:numPr>
-      </w:pPr>
-      <w:r>
-        <w:t>Stykliste efter betaling</w:t>
-      </w:r>
-    </w:p>
-    <w:p>
-      <w:pPr>
-        <w:pStyle w:val="ListParagraph"/>
-        <w:numPr>
-          <w:ilvl w:val="0"/>
-          <w:numId w:val="37"/>
-        </w:numPr>
-      </w:pPr>
-      <w:r>
-        <w:t>Luksusfunktioner</w:t>
-      </w:r>
-    </w:p>
-    <w:p>
-      <w:pPr>
-        <w:pStyle w:val="ListParagraph"/>
-        <w:numPr>
-          <w:ilvl w:val="1"/>
-          <w:numId w:val="37"/>
-        </w:numPr>
-      </w:pPr>
-      <w:r>
-        <w:t>Tegning</w:t>
-      </w:r>
-    </w:p>
-    <w:p>
-      <w:pPr>
-        <w:pStyle w:val="ListParagraph"/>
-        <w:numPr>
-          <w:ilvl w:val="1"/>
-          <w:numId w:val="37"/>
-        </w:numPr>
-      </w:pPr>
-      <w:r>
-        <w:t>Funktion til uden for standardrammer</w:t>
-      </w:r>
-    </w:p>
-    <w:p>
-      <w:pPr>
-        <w:pStyle w:val="ListParagraph"/>
-        <w:numPr>
-          <w:ilvl w:val="1"/>
-          <w:numId w:val="37"/>
-        </w:numPr>
-      </w:pPr>
-      <w:r>
-        <w:t>Ordrebekræftelse</w:t>
-      </w:r>
-    </w:p>
-    <w:p>
-      <w:pPr>
-        <w:pStyle w:val="ListParagraph"/>
-        <w:numPr>
-          <w:ilvl w:val="1"/>
-          <w:numId w:val="37"/>
-        </w:numPr>
-      </w:pPr>
-      <w:r>
-        <w:t>Faktura</w:t>
-      </w:r>
-    </w:p>
-    <w:p>
-      <w:pPr>
-        <w:rPr>
-          <w:b/>
-          <w:bCs/>
-          <w:sz w:val="36"/>
-          <w:szCs w:val="36"/>
-        </w:rPr>
-      </w:pPr>
-    </w:p>
-    <w:p>
-      <w:pPr>
-        <w:rPr>
-          <w:b/>
-          <w:bCs/>
-          <w:sz w:val="36"/>
-          <w:szCs w:val="36"/>
-        </w:rPr>
-      </w:pPr>
-      <w:r>
-        <w:rPr>
-          <w:b/>
-          <w:bCs/>
-          <w:sz w:val="36"/>
-          <w:szCs w:val="36"/>
-        </w:rPr>
-        <w:lastRenderedPageBreak/>
-        <w:t>Lær udenad</w:t>
-      </w:r>
-    </w:p>
-    <w:p>
-      <w:pPr>
-        <w:pStyle w:val="ListParagraph"/>
-        <w:numPr>
-          <w:ilvl w:val="0"/>
-          <w:numId w:val="37"/>
-        </w:numPr>
-      </w:pPr>
-      <w:r>
-        <w:t>Normalformer</w:t>
-      </w:r>
+        <w:rPr>
+          <w:b/>
+          <w:bCs/>
+          <w:sz w:val="28"/>
+          <w:szCs w:val="28"/>
+        </w:rPr>
+      </w:pPr>
     </w:p>
     <w:sectPr>
-      <w:footerReference w:type="default" r:id="rId10"/>
+      <w:footerReference w:type="default" r:id="rId16"/>
       <w:pgSz w:w="12240" w:h="15840"/>
       <w:pgMar w:top="1440" w:right="1440" w:bottom="1440" w:left="1440" w:header="708" w:footer="708" w:gutter="0"/>
       <w:cols w:space="708"/>
@@ -9820,6 +10656,7 @@
   <w:style w:type="paragraph" w:default="1" w:styleId="Normal">
     <w:name w:val="Normal"/>
     <w:qFormat/>
+    <w:rsid w:val="00B46638"/>
   </w:style>
   <w:style w:type="paragraph" w:styleId="Heading1">
     <w:name w:val="heading 1"/>
@@ -9871,7 +10708,6 @@
     <w:next w:val="Normal"/>
     <w:link w:val="Heading3Char"/>
     <w:uiPriority w:val="9"/>
-    <w:semiHidden/>
     <w:unhideWhenUsed/>
     <w:qFormat/>
     <w:rsid w:val="00415AF3"/>
@@ -10079,7 +10915,6 @@
     <w:basedOn w:val="DefaultParagraphFont"/>
     <w:link w:val="Heading3"/>
     <w:uiPriority w:val="9"/>
-    <w:semiHidden/>
     <w:rsid w:val="00415AF3"/>
     <w:rPr>
       <w:rFonts w:eastAsiaTheme="majorEastAsia" w:cstheme="majorBidi"/>
@@ -10413,6 +11248,45 @@
       <w:szCs w:val="24"/>
     </w:rPr>
   </w:style>
+  <w:style w:type="paragraph" w:styleId="EndnoteText">
+    <w:name w:val="endnote text"/>
+    <w:basedOn w:val="Normal"/>
+    <w:link w:val="EndnoteTextChar"/>
+    <w:uiPriority w:val="99"/>
+    <w:semiHidden/>
+    <w:unhideWhenUsed/>
+    <w:rsid w:val="00D33ACA"/>
+    <w:pPr>
+      <w:spacing w:after="0" w:line="240" w:lineRule="auto"/>
+    </w:pPr>
+    <w:rPr>
+      <w:sz w:val="20"/>
+      <w:szCs w:val="20"/>
+    </w:rPr>
+  </w:style>
+  <w:style w:type="character" w:customStyle="1" w:styleId="EndnoteTextChar">
+    <w:name w:val="Endnote Text Char"/>
+    <w:basedOn w:val="DefaultParagraphFont"/>
+    <w:link w:val="EndnoteText"/>
+    <w:uiPriority w:val="99"/>
+    <w:semiHidden/>
+    <w:rsid w:val="00D33ACA"/>
+    <w:rPr>
+      <w:sz w:val="20"/>
+      <w:szCs w:val="20"/>
+    </w:rPr>
+  </w:style>
+  <w:style w:type="character" w:styleId="EndnoteReference">
+    <w:name w:val="endnote reference"/>
+    <w:basedOn w:val="DefaultParagraphFont"/>
+    <w:uiPriority w:val="99"/>
+    <w:semiHidden/>
+    <w:unhideWhenUsed/>
+    <w:rsid w:val="00D33ACA"/>
+    <w:rPr>
+      <w:vertAlign w:val="superscript"/>
+    </w:rPr>
+  </w:style>
 </w:styles>
 </file>
 
@@ -10709,4 +11583,16 @@
     </a:ext>
   </a:extLst>
 </a:theme>
+</file>
+
+<file path=customXml/item1.xml><?xml version="1.0" encoding="utf-8"?>
+<b:Sources xmlns:b="http://schemas.openxmlformats.org/officeDocument/2006/bibliography" xmlns="http://schemas.openxmlformats.org/officeDocument/2006/bibliography" SelectedStyle="\APASixthEditionOfficeOnline.xsl" StyleName="APA" Version="6"/>
+</file>
+
+<file path=customXml/itemProps1.xml><?xml version="1.0" encoding="utf-8"?>
+<ds:datastoreItem xmlns:ds="http://schemas.openxmlformats.org/officeDocument/2006/customXml" ds:itemID="{995462EF-A3D5-4A29-8DCF-34CA9C59BE75}">
+  <ds:schemaRefs>
+    <ds:schemaRef ds:uri="http://schemas.openxmlformats.org/officeDocument/2006/bibliography"/>
+  </ds:schemaRefs>
+</ds:datastoreItem>
 </file>